--- a/pages/palestras/assets/copel/kit-ia-na-pratica/workflow/registro-de-iteracoes.docx
+++ b/pages/palestras/assets/copel/kit-ia-na-pratica/workflow/registro-de-iteracoes.docx
@@ -359,7 +359,7 @@
         <w:pStyle w:val="BodyText"/>
       </w:pPr>
       <w:r>
-        <w:t xml:space="preserve">Legenda da etapa: E1 = extração, E2 = verificação, E3 = parecer. Legenda do componente: C = contexto, P = papel, R = restrições, F = formato de saída. Legenda das colunas de caso: OK, PARCIAL (acertou o conteúdo mas errou formato ou fonte) ou FALHA (afirmou sem base, deixou passar item, estimou dado ausente ou recomendou decisão).</w:t>
+        <w:t xml:space="preserve">Legenda da etapa: E1 = extração, E2 = verificação, E3 = nota do conselheiro. Legenda do componente: C = contexto, P = papel, R = restrições, F = formato de saída. Legenda das colunas de caso: OK, PARCIAL (acertou o conteúdo mas errou formato ou fonte) ou FALHA (afirmou sem base, deixou passar item, estimou dado ausente ou recomendou decisão).</w:t>
       </w:r>
     </w:p>
     <w:bookmarkEnd w:id="9"/>
